--- a/Ref/Cartesian_to_polar()/Cartesian_to_polar().docx
+++ b/Ref/Cartesian_to_polar()/Cartesian_to_polar().docx
@@ -2132,10 +2132,10 @@
           <w:lang w:val="vi-VN"/>
         </w:rPr>
         <w:drawing>
-          <wp:inline distT="0" distB="0" distL="0" distR="0" wp14:anchorId="12DA37FC" wp14:editId="0A3EB7E1">
-            <wp:extent cx="2423160" cy="1873646"/>
+          <wp:inline distT="0" distB="0" distL="0" distR="0" wp14:anchorId="7F80F008" wp14:editId="758FDFF2">
+            <wp:extent cx="5971540" cy="3391535"/>
             <wp:effectExtent l="0" t="0" r="0" b="0"/>
-            <wp:docPr id="9" name="Picture 9"/>
+            <wp:docPr id="10" name="Picture 10"/>
             <wp:cNvGraphicFramePr>
               <a:graphicFrameLocks xmlns:a="http://schemas.openxmlformats.org/drawingml/2006/main" noChangeAspect="1"/>
             </wp:cNvGraphicFramePr>
@@ -2155,7 +2155,7 @@
                   <pic:spPr>
                     <a:xfrm>
                       <a:off x="0" y="0"/>
-                      <a:ext cx="2432803" cy="1881103"/>
+                      <a:ext cx="5971540" cy="3391535"/>
                     </a:xfrm>
                     <a:prstGeom prst="rect">
                       <a:avLst/>
@@ -2642,6 +2642,18 @@
         </w:rPr>
         <w:t>Góc beta cũng vậy.</w:t>
       </w:r>
+      <w:r>
+        <w:rPr>
+          <w:rFonts w:cs="Times New Roman"/>
+          <w:color w:val="000000"/>
+          <w:sz w:val="28"/>
+          <w:szCs w:val="28"/>
+          <w:lang w:val="vi-VN"/>
+        </w:rPr>
+        <w:t xml:space="preserve"> </w:t>
+      </w:r>
+      <w:bookmarkStart w:id="0" w:name="_GoBack"/>
+      <w:bookmarkEnd w:id="0"/>
     </w:p>
     <w:p>
       <w:pPr>
@@ -2718,20 +2730,26 @@
           <w:szCs w:val="28"/>
           <w:lang w:val="vi-VN"/>
         </w:rPr>
-        <w:t xml:space="preserve">     TRỤC GÓC 0 ĐỘ SERVO</w:t>
-      </w:r>
-    </w:p>
-    <w:p>
-      <w:pPr>
-        <w:spacing w:after="0" w:line="360" w:lineRule="auto"/>
-        <w:rPr>
-          <w:sz w:val="28"/>
-          <w:szCs w:val="28"/>
-          <w:lang w:val="vi-VN"/>
-        </w:rPr>
-      </w:pPr>
-      <w:bookmarkStart w:id="0" w:name="_GoBack"/>
-      <w:bookmarkEnd w:id="0"/>
+        <w:t xml:space="preserve">     TRỤC GÓC 0 ĐỘ </w:t>
+      </w:r>
+      <w:r>
+        <w:rPr>
+          <w:sz w:val="28"/>
+          <w:szCs w:val="28"/>
+          <w:lang w:val="vi-VN"/>
+        </w:rPr>
+        <w:t>SERVO.</w:t>
+      </w:r>
+    </w:p>
+    <w:p>
+      <w:pPr>
+        <w:spacing w:after="0" w:line="360" w:lineRule="auto"/>
+        <w:rPr>
+          <w:sz w:val="28"/>
+          <w:szCs w:val="28"/>
+          <w:lang w:val="vi-VN"/>
+        </w:rPr>
+      </w:pPr>
     </w:p>
     <w:sectPr>
       <w:pgSz w:w="12240" w:h="15840"/>
